--- a/examples/autoencoder/doc/12_autoenc_denoise_ed.docx
+++ b/examples/autoencoder/doc/12_autoenc_denoise_ed.docx
@@ -73,6 +73,45 @@
       </w:pPr>
       <w:r>
         <w:rPr>
+          <w:rStyle w:val="FunctionTok"/>
+        </w:rPr>
+        <w:t xml:space="preserve">source</w:t>
+      </w:r>
+      <w:r>
+        <w:rPr>
+          <w:rStyle w:val="NormalTok"/>
+        </w:rPr>
+        <w:t xml:space="preserve">(</w:t>
+      </w:r>
+      <w:r>
+        <w:rPr>
+          <w:rStyle w:val="FunctionTok"/>
+        </w:rPr>
+        <w:t xml:space="preserve">url</w:t>
+      </w:r>
+      <w:r>
+        <w:rPr>
+          <w:rStyle w:val="NormalTok"/>
+        </w:rPr>
+        <w:t xml:space="preserve">(</w:t>
+      </w:r>
+      <w:r>
+        <w:rPr>
+          <w:rStyle w:val="StringTok"/>
+        </w:rPr>
+        <w:t xml:space="preserve">"https://raw.githubusercontent.com/cefet-rj-dal/daltoolboxdp/main/examples/seed.R"</w:t>
+      </w:r>
+      <w:r>
+        <w:rPr>
+          <w:rStyle w:val="NormalTok"/>
+        </w:rPr>
+        <w:t xml:space="preserve">))</w:t>
+      </w:r>
+      <w:r>
+        <w:br/>
+      </w:r>
+      <w:r>
+        <w:rPr>
           <w:rStyle w:val="CommentTok"/>
         </w:rPr>
         <w:t xml:space="preserve"># Denoising Autoencoder transformation (encode-decode)</w:t>
@@ -435,6 +474,21 @@
       </w:r>
       <w:r>
         <w:rPr>
+          <w:rStyle w:val="FunctionTok"/>
+        </w:rPr>
+        <w:t xml:space="preserve">set_example_seed</w:t>
+      </w:r>
+      <w:r>
+        <w:rPr>
+          <w:rStyle w:val="NormalTok"/>
+        </w:rPr>
+        <w:t xml:space="preserve">()</w:t>
+      </w:r>
+      <w:r>
+        <w:br/>
+      </w:r>
+      <w:r>
+        <w:rPr>
           <w:rStyle w:val="NormalTok"/>
         </w:rPr>
         <w:t xml:space="preserve">preproc </w:t>
@@ -804,6 +858,21 @@
           <w:rStyle w:val="NormalTok"/>
         </w:rPr>
         <w:t xml:space="preserve">)</w:t>
+      </w:r>
+      <w:r>
+        <w:br/>
+      </w:r>
+      <w:r>
+        <w:rPr>
+          <w:rStyle w:val="FunctionTok"/>
+        </w:rPr>
+        <w:t xml:space="preserve">set_example_seed</w:t>
+      </w:r>
+      <w:r>
+        <w:rPr>
+          <w:rStyle w:val="NormalTok"/>
+        </w:rPr>
+        <w:t xml:space="preserve">()</w:t>
       </w:r>
       <w:r>
         <w:br/>
@@ -1531,7 +1600,7 @@
               <a:graphicData uri="http://schemas.openxmlformats.org/drawingml/2006/picture">
                 <pic:pic>
                   <pic:nvPicPr>
-                    <pic:cNvPr descr="/home/gpca/daltoolboxdp/examples/autoencoder/doc/12_autoenc_denoise_ed_files/b314af74f3c68c2397be451220e93a8e36d0874b.png" id="11" name="Picture"/>
+                    <pic:cNvPr descr="/home/gpca/daltoolboxdp/examples/autoencoder/doc/12_autoenc_denoise_ed_files/78726eb2ec3a1bb9ac4b948bb58a36741b0efa7a.png" id="11" name="Picture"/>
                     <pic:cNvPicPr>
                       <a:picLocks noChangeArrowheads="1" noChangeAspect="1"/>
                     </pic:cNvPicPr>
@@ -1755,52 +1824,52 @@
         <w:rPr>
           <w:rStyle w:val="VerbatimChar"/>
         </w:rPr>
-        <w:t xml:space="preserve">## [1,] 0.7695161 0.8101735 0.8533983 0.8496776 0.8363929</w:t>
-      </w:r>
-      <w:r>
-        <w:br/>
-      </w:r>
-      <w:r>
-        <w:rPr>
-          <w:rStyle w:val="VerbatimChar"/>
-        </w:rPr>
-        <w:t xml:space="preserve">## [2,] 0.8138708 0.8546589 0.9050946 0.8944182 0.8820862</w:t>
-      </w:r>
-      <w:r>
-        <w:br/>
-      </w:r>
-      <w:r>
-        <w:rPr>
-          <w:rStyle w:val="VerbatimChar"/>
-        </w:rPr>
-        <w:t xml:space="preserve">## [3,] 0.8384430 0.8784064 0.9331233 0.9152140 0.9040641</w:t>
-      </w:r>
-      <w:r>
-        <w:br/>
-      </w:r>
-      <w:r>
-        <w:rPr>
-          <w:rStyle w:val="VerbatimChar"/>
-        </w:rPr>
-        <w:t xml:space="preserve">## [4,] 0.8417047 0.8799403 0.9357412 0.9107713 0.9009604</w:t>
-      </w:r>
-      <w:r>
-        <w:br/>
-      </w:r>
-      <w:r>
-        <w:rPr>
-          <w:rStyle w:val="VerbatimChar"/>
-        </w:rPr>
-        <w:t xml:space="preserve">## [5,] 0.8234217 0.8581263 0.9120300 0.8814769 0.8725378</w:t>
-      </w:r>
-      <w:r>
-        <w:br/>
-      </w:r>
-      <w:r>
-        <w:rPr>
-          <w:rStyle w:val="VerbatimChar"/>
-        </w:rPr>
-        <w:t xml:space="preserve">## [6,] 0.7846093 0.8135303 0.8629814 0.8266756 0.8184007</w:t>
+        <w:t xml:space="preserve">## [1,] 0.8097849 0.8319411 0.8766643 0.8848352 0.8869730</w:t>
+      </w:r>
+      <w:r>
+        <w:br/>
+      </w:r>
+      <w:r>
+        <w:rPr>
+          <w:rStyle w:val="VerbatimChar"/>
+        </w:rPr>
+        <w:t xml:space="preserve">## [2,] 0.8675741 0.8713166 0.9309962 0.9334090 0.9241769</w:t>
+      </w:r>
+      <w:r>
+        <w:br/>
+      </w:r>
+      <w:r>
+        <w:rPr>
+          <w:rStyle w:val="VerbatimChar"/>
+        </w:rPr>
+        <w:t xml:space="preserve">## [3,] 0.8985786 0.8897346 0.9553533 0.9539510 0.9375011</w:t>
+      </w:r>
+      <w:r>
+        <w:br/>
+      </w:r>
+      <w:r>
+        <w:rPr>
+          <w:rStyle w:val="VerbatimChar"/>
+        </w:rPr>
+        <w:t xml:space="preserve">## [4,] 0.9031797 0.8868328 0.9487061 0.9448949 0.9227318</w:t>
+      </w:r>
+      <w:r>
+        <w:br/>
+      </w:r>
+      <w:r>
+        <w:rPr>
+          <w:rStyle w:val="VerbatimChar"/>
+        </w:rPr>
+        <w:t xml:space="preserve">## [5,] 0.8811005 0.8625024 0.9116291 0.9079520 0.8799458</w:t>
+      </w:r>
+      <w:r>
+        <w:br/>
+      </w:r>
+      <w:r>
+        <w:rPr>
+          <w:rStyle w:val="VerbatimChar"/>
+        </w:rPr>
+        <w:t xml:space="preserve">## [6,] 0.8386590 0.8223813 0.8534738 0.8531264 0.8192918</w:t>
       </w:r>
     </w:p>
     <w:p>
@@ -2245,43 +2314,43 @@
         <w:rPr>
           <w:rStyle w:val="VerbatimChar"/>
         </w:rPr>
-        <w:t xml:space="preserve">## [1] "t4 R2 test: 0.373117489647642 MAPE: 0.185093452655371"</w:t>
-      </w:r>
-      <w:r>
-        <w:br/>
-      </w:r>
-      <w:r>
-        <w:rPr>
-          <w:rStyle w:val="VerbatimChar"/>
-        </w:rPr>
-        <w:t xml:space="preserve">## [1] "t3 R2 test: 0.901409801091287 MAPE: 0.132034283801409"</w:t>
-      </w:r>
-      <w:r>
-        <w:br/>
-      </w:r>
-      <w:r>
-        <w:rPr>
-          <w:rStyle w:val="VerbatimChar"/>
-        </w:rPr>
-        <w:t xml:space="preserve">## [1] "t2 R2 test: 0.997307200698048 MAPE: 0.0408556738452473"</w:t>
-      </w:r>
-      <w:r>
-        <w:br/>
-      </w:r>
-      <w:r>
-        <w:rPr>
-          <w:rStyle w:val="VerbatimChar"/>
-        </w:rPr>
-        <w:t xml:space="preserve">## [1] "t1 R2 test: 0.969394807090173 MAPE: 0.0978274682838399"</w:t>
-      </w:r>
-      <w:r>
-        <w:br/>
-      </w:r>
-      <w:r>
-        <w:rPr>
-          <w:rStyle w:val="VerbatimChar"/>
-        </w:rPr>
-        <w:t xml:space="preserve">## [1] "t0 R2 test: 0.905013555141215 MAPE: 0.262055000131753"</w:t>
+        <w:t xml:space="preserve">## [1] "t4 R2 test: 0.39651947202117 MAPE: 0.162833541333928"</w:t>
+      </w:r>
+      <w:r>
+        <w:br/>
+      </w:r>
+      <w:r>
+        <w:rPr>
+          <w:rStyle w:val="VerbatimChar"/>
+        </w:rPr>
+        <w:t xml:space="preserve">## [1] "t3 R2 test: 0.89138189339867 MAPE: 0.115462350723186"</w:t>
+      </w:r>
+      <w:r>
+        <w:br/>
+      </w:r>
+      <w:r>
+        <w:rPr>
+          <w:rStyle w:val="VerbatimChar"/>
+        </w:rPr>
+        <w:t xml:space="preserve">## [1] "t2 R2 test: 0.999367130976421 MAPE: 0.0467554698447918"</w:t>
+      </w:r>
+      <w:r>
+        <w:br/>
+      </w:r>
+      <w:r>
+        <w:rPr>
+          <w:rStyle w:val="VerbatimChar"/>
+        </w:rPr>
+        <w:t xml:space="preserve">## [1] "t1 R2 test: 0.970555018395645 MAPE: 0.104542908691017"</w:t>
+      </w:r>
+      <w:r>
+        <w:br/>
+      </w:r>
+      <w:r>
+        <w:rPr>
+          <w:rStyle w:val="VerbatimChar"/>
+        </w:rPr>
+        <w:t xml:space="preserve">## [1] "t0 R2 test: 0.942369645464217 MAPE: 0.233188959290102"</w:t>
       </w:r>
     </w:p>
     <w:p>
@@ -2369,7 +2438,7 @@
         <w:rPr>
           <w:rStyle w:val="VerbatimChar"/>
         </w:rPr>
-        <w:t xml:space="preserve">## [1] "Means R2 test: 0.829248570733673 MAPE: 0.143573175743524"</w:t>
+        <w:t xml:space="preserve">## [1] "Means R2 test: 0.840038632051225 MAPE: 0.132556645976605"</w:t>
       </w:r>
     </w:p>
     <w:p>

--- a/examples/autoencoder/doc/12_autoenc_denoise_ed.docx
+++ b/examples/autoencoder/doc/12_autoenc_denoise_ed.docx
@@ -1600,7 +1600,7 @@
               <a:graphicData uri="http://schemas.openxmlformats.org/drawingml/2006/picture">
                 <pic:pic>
                   <pic:nvPicPr>
-                    <pic:cNvPr descr="/home/gpca/daltoolboxdp/examples/autoencoder/doc/12_autoenc_denoise_ed_files/78726eb2ec3a1bb9ac4b948bb58a36741b0efa7a.png" id="11" name="Picture"/>
+                    <pic:cNvPr descr="C:\Git\dal\daltoolboxdp\examples\autoencoder\doc\12_autoenc_denoise_ed_files/151e66157921fa59e3e2929280b550e543542cc4.png" id="11" name="Picture"/>
                     <pic:cNvPicPr>
                       <a:picLocks noChangeArrowheads="1" noChangeAspect="1"/>
                     </pic:cNvPicPr>
@@ -1824,52 +1824,52 @@
         <w:rPr>
           <w:rStyle w:val="VerbatimChar"/>
         </w:rPr>
-        <w:t xml:space="preserve">## [1,] 0.8097849 0.8319411 0.8766643 0.8848352 0.8869730</w:t>
-      </w:r>
-      <w:r>
-        <w:br/>
-      </w:r>
-      <w:r>
-        <w:rPr>
-          <w:rStyle w:val="VerbatimChar"/>
-        </w:rPr>
-        <w:t xml:space="preserve">## [2,] 0.8675741 0.8713166 0.9309962 0.9334090 0.9241769</w:t>
-      </w:r>
-      <w:r>
-        <w:br/>
-      </w:r>
-      <w:r>
-        <w:rPr>
-          <w:rStyle w:val="VerbatimChar"/>
-        </w:rPr>
-        <w:t xml:space="preserve">## [3,] 0.8985786 0.8897346 0.9553533 0.9539510 0.9375011</w:t>
-      </w:r>
-      <w:r>
-        <w:br/>
-      </w:r>
-      <w:r>
-        <w:rPr>
-          <w:rStyle w:val="VerbatimChar"/>
-        </w:rPr>
-        <w:t xml:space="preserve">## [4,] 0.9031797 0.8868328 0.9487061 0.9448949 0.9227318</w:t>
-      </w:r>
-      <w:r>
-        <w:br/>
-      </w:r>
-      <w:r>
-        <w:rPr>
-          <w:rStyle w:val="VerbatimChar"/>
-        </w:rPr>
-        <w:t xml:space="preserve">## [5,] 0.8811005 0.8625024 0.9116291 0.9079520 0.8799458</w:t>
-      </w:r>
-      <w:r>
-        <w:br/>
-      </w:r>
-      <w:r>
-        <w:rPr>
-          <w:rStyle w:val="VerbatimChar"/>
-        </w:rPr>
-        <w:t xml:space="preserve">## [6,] 0.8386590 0.8223813 0.8534738 0.8531264 0.8192918</w:t>
+        <w:t xml:space="preserve">## [1,] 0.8097849 0.8319413 0.8766644 0.8848352 0.8869730</w:t>
+      </w:r>
+      <w:r>
+        <w:br/>
+      </w:r>
+      <w:r>
+        <w:rPr>
+          <w:rStyle w:val="VerbatimChar"/>
+        </w:rPr>
+        <w:t xml:space="preserve">## [2,] 0.8675741 0.8713164 0.9309961 0.9334091 0.9241769</w:t>
+      </w:r>
+      <w:r>
+        <w:br/>
+      </w:r>
+      <w:r>
+        <w:rPr>
+          <w:rStyle w:val="VerbatimChar"/>
+        </w:rPr>
+        <w:t xml:space="preserve">## [3,] 0.8985787 0.8897346 0.9553531 0.9539511 0.9375010</w:t>
+      </w:r>
+      <w:r>
+        <w:br/>
+      </w:r>
+      <w:r>
+        <w:rPr>
+          <w:rStyle w:val="VerbatimChar"/>
+        </w:rPr>
+        <w:t xml:space="preserve">## [4,] 0.9031795 0.8868330 0.9487063 0.9448951 0.9227318</w:t>
+      </w:r>
+      <w:r>
+        <w:br/>
+      </w:r>
+      <w:r>
+        <w:rPr>
+          <w:rStyle w:val="VerbatimChar"/>
+        </w:rPr>
+        <w:t xml:space="preserve">## [5,] 0.8811006 0.8625023 0.9116291 0.9079521 0.8799458</w:t>
+      </w:r>
+      <w:r>
+        <w:br/>
+      </w:r>
+      <w:r>
+        <w:rPr>
+          <w:rStyle w:val="VerbatimChar"/>
+        </w:rPr>
+        <w:t xml:space="preserve">## [6,] 0.8386591 0.8223813 0.8534739 0.8531265 0.8192918</w:t>
       </w:r>
     </w:p>
     <w:p>
@@ -2314,43 +2314,43 @@
         <w:rPr>
           <w:rStyle w:val="VerbatimChar"/>
         </w:rPr>
-        <w:t xml:space="preserve">## [1] "t4 R2 test: 0.39651947202117 MAPE: 0.162833541333928"</w:t>
-      </w:r>
-      <w:r>
-        <w:br/>
-      </w:r>
-      <w:r>
-        <w:rPr>
-          <w:rStyle w:val="VerbatimChar"/>
-        </w:rPr>
-        <w:t xml:space="preserve">## [1] "t3 R2 test: 0.89138189339867 MAPE: 0.115462350723186"</w:t>
-      </w:r>
-      <w:r>
-        <w:br/>
-      </w:r>
-      <w:r>
-        <w:rPr>
-          <w:rStyle w:val="VerbatimChar"/>
-        </w:rPr>
-        <w:t xml:space="preserve">## [1] "t2 R2 test: 0.999367130976421 MAPE: 0.0467554698447918"</w:t>
-      </w:r>
-      <w:r>
-        <w:br/>
-      </w:r>
-      <w:r>
-        <w:rPr>
-          <w:rStyle w:val="VerbatimChar"/>
-        </w:rPr>
-        <w:t xml:space="preserve">## [1] "t1 R2 test: 0.970555018395645 MAPE: 0.104542908691017"</w:t>
-      </w:r>
-      <w:r>
-        <w:br/>
-      </w:r>
-      <w:r>
-        <w:rPr>
-          <w:rStyle w:val="VerbatimChar"/>
-        </w:rPr>
-        <w:t xml:space="preserve">## [1] "t0 R2 test: 0.942369645464217 MAPE: 0.233188959290102"</w:t>
+        <w:t xml:space="preserve">## [1] "t4 R2 test: 0.396519478221762 MAPE: 0.162833533844351"</w:t>
+      </w:r>
+      <w:r>
+        <w:br/>
+      </w:r>
+      <w:r>
+        <w:rPr>
+          <w:rStyle w:val="VerbatimChar"/>
+        </w:rPr>
+        <w:t xml:space="preserve">## [1] "t3 R2 test: 0.891381693026772 MAPE: 0.115462421831057"</w:t>
+      </w:r>
+      <w:r>
+        <w:br/>
+      </w:r>
+      <w:r>
+        <w:rPr>
+          <w:rStyle w:val="VerbatimChar"/>
+        </w:rPr>
+        <w:t xml:space="preserve">## [1] "t2 R2 test: 0.999367140878952 MAPE: 0.046755454795272"</w:t>
+      </w:r>
+      <w:r>
+        <w:br/>
+      </w:r>
+      <w:r>
+        <w:rPr>
+          <w:rStyle w:val="VerbatimChar"/>
+        </w:rPr>
+        <w:t xml:space="preserve">## [1] "t1 R2 test: 0.970554993552046 MAPE: 0.10454289863148"</w:t>
+      </w:r>
+      <w:r>
+        <w:br/>
+      </w:r>
+      <w:r>
+        <w:rPr>
+          <w:rStyle w:val="VerbatimChar"/>
+        </w:rPr>
+        <w:t xml:space="preserve">## [1] "t0 R2 test: 0.942369650184646 MAPE: 0.233188950264703"</w:t>
       </w:r>
     </w:p>
     <w:p>
@@ -2438,7 +2438,7 @@
         <w:rPr>
           <w:rStyle w:val="VerbatimChar"/>
         </w:rPr>
-        <w:t xml:space="preserve">## [1] "Means R2 test: 0.840038632051225 MAPE: 0.132556645976605"</w:t>
+        <w:t xml:space="preserve">## [1] "Means R2 test: 0.840038591172835 MAPE: 0.132556651873373"</w:t>
       </w:r>
     </w:p>
     <w:p>

--- a/examples/autoencoder/doc/12_autoenc_denoise_ed.docx
+++ b/examples/autoencoder/doc/12_autoenc_denoise_ed.docx
@@ -1600,7 +1600,7 @@
               <a:graphicData uri="http://schemas.openxmlformats.org/drawingml/2006/picture">
                 <pic:pic>
                   <pic:nvPicPr>
-                    <pic:cNvPr descr="C:\Git\dal\daltoolboxdp\examples\autoencoder\doc\12_autoenc_denoise_ed_files/151e66157921fa59e3e2929280b550e543542cc4.png" id="11" name="Picture"/>
+                    <pic:cNvPr descr="/home/gpca/daltoolboxdp/examples/autoencoder/doc/12_autoenc_denoise_ed_files/78726eb2ec3a1bb9ac4b948bb58a36741b0efa7a.png" id="11" name="Picture"/>
                     <pic:cNvPicPr>
                       <a:picLocks noChangeArrowheads="1" noChangeAspect="1"/>
                     </pic:cNvPicPr>
@@ -1824,52 +1824,52 @@
         <w:rPr>
           <w:rStyle w:val="VerbatimChar"/>
         </w:rPr>
-        <w:t xml:space="preserve">## [1,] 0.8097849 0.8319413 0.8766644 0.8848352 0.8869730</w:t>
-      </w:r>
-      <w:r>
-        <w:br/>
-      </w:r>
-      <w:r>
-        <w:rPr>
-          <w:rStyle w:val="VerbatimChar"/>
-        </w:rPr>
-        <w:t xml:space="preserve">## [2,] 0.8675741 0.8713164 0.9309961 0.9334091 0.9241769</w:t>
-      </w:r>
-      <w:r>
-        <w:br/>
-      </w:r>
-      <w:r>
-        <w:rPr>
-          <w:rStyle w:val="VerbatimChar"/>
-        </w:rPr>
-        <w:t xml:space="preserve">## [3,] 0.8985787 0.8897346 0.9553531 0.9539511 0.9375010</w:t>
-      </w:r>
-      <w:r>
-        <w:br/>
-      </w:r>
-      <w:r>
-        <w:rPr>
-          <w:rStyle w:val="VerbatimChar"/>
-        </w:rPr>
-        <w:t xml:space="preserve">## [4,] 0.9031795 0.8868330 0.9487063 0.9448951 0.9227318</w:t>
-      </w:r>
-      <w:r>
-        <w:br/>
-      </w:r>
-      <w:r>
-        <w:rPr>
-          <w:rStyle w:val="VerbatimChar"/>
-        </w:rPr>
-        <w:t xml:space="preserve">## [5,] 0.8811006 0.8625023 0.9116291 0.9079521 0.8799458</w:t>
-      </w:r>
-      <w:r>
-        <w:br/>
-      </w:r>
-      <w:r>
-        <w:rPr>
-          <w:rStyle w:val="VerbatimChar"/>
-        </w:rPr>
-        <w:t xml:space="preserve">## [6,] 0.8386591 0.8223813 0.8534739 0.8531265 0.8192918</w:t>
+        <w:t xml:space="preserve">## [1,] 0.8097849 0.8319411 0.8766643 0.8848352 0.8869730</w:t>
+      </w:r>
+      <w:r>
+        <w:br/>
+      </w:r>
+      <w:r>
+        <w:rPr>
+          <w:rStyle w:val="VerbatimChar"/>
+        </w:rPr>
+        <w:t xml:space="preserve">## [2,] 0.8675741 0.8713166 0.9309962 0.9334090 0.9241769</w:t>
+      </w:r>
+      <w:r>
+        <w:br/>
+      </w:r>
+      <w:r>
+        <w:rPr>
+          <w:rStyle w:val="VerbatimChar"/>
+        </w:rPr>
+        <w:t xml:space="preserve">## [3,] 0.8985786 0.8897346 0.9553533 0.9539510 0.9375011</w:t>
+      </w:r>
+      <w:r>
+        <w:br/>
+      </w:r>
+      <w:r>
+        <w:rPr>
+          <w:rStyle w:val="VerbatimChar"/>
+        </w:rPr>
+        <w:t xml:space="preserve">## [4,] 0.9031797 0.8868328 0.9487061 0.9448949 0.9227318</w:t>
+      </w:r>
+      <w:r>
+        <w:br/>
+      </w:r>
+      <w:r>
+        <w:rPr>
+          <w:rStyle w:val="VerbatimChar"/>
+        </w:rPr>
+        <w:t xml:space="preserve">## [5,] 0.8811005 0.8625024 0.9116291 0.9079520 0.8799458</w:t>
+      </w:r>
+      <w:r>
+        <w:br/>
+      </w:r>
+      <w:r>
+        <w:rPr>
+          <w:rStyle w:val="VerbatimChar"/>
+        </w:rPr>
+        <w:t xml:space="preserve">## [6,] 0.8386590 0.8223813 0.8534738 0.8531264 0.8192918</w:t>
       </w:r>
     </w:p>
     <w:p>
@@ -2314,43 +2314,43 @@
         <w:rPr>
           <w:rStyle w:val="VerbatimChar"/>
         </w:rPr>
-        <w:t xml:space="preserve">## [1] "t4 R2 test: 0.396519478221762 MAPE: 0.162833533844351"</w:t>
-      </w:r>
-      <w:r>
-        <w:br/>
-      </w:r>
-      <w:r>
-        <w:rPr>
-          <w:rStyle w:val="VerbatimChar"/>
-        </w:rPr>
-        <w:t xml:space="preserve">## [1] "t3 R2 test: 0.891381693026772 MAPE: 0.115462421831057"</w:t>
-      </w:r>
-      <w:r>
-        <w:br/>
-      </w:r>
-      <w:r>
-        <w:rPr>
-          <w:rStyle w:val="VerbatimChar"/>
-        </w:rPr>
-        <w:t xml:space="preserve">## [1] "t2 R2 test: 0.999367140878952 MAPE: 0.046755454795272"</w:t>
-      </w:r>
-      <w:r>
-        <w:br/>
-      </w:r>
-      <w:r>
-        <w:rPr>
-          <w:rStyle w:val="VerbatimChar"/>
-        </w:rPr>
-        <w:t xml:space="preserve">## [1] "t1 R2 test: 0.970554993552046 MAPE: 0.10454289863148"</w:t>
-      </w:r>
-      <w:r>
-        <w:br/>
-      </w:r>
-      <w:r>
-        <w:rPr>
-          <w:rStyle w:val="VerbatimChar"/>
-        </w:rPr>
-        <w:t xml:space="preserve">## [1] "t0 R2 test: 0.942369650184646 MAPE: 0.233188950264703"</w:t>
+        <w:t xml:space="preserve">## [1] "t4 R2 test: 0.39651947202117 MAPE: 0.162833541333928"</w:t>
+      </w:r>
+      <w:r>
+        <w:br/>
+      </w:r>
+      <w:r>
+        <w:rPr>
+          <w:rStyle w:val="VerbatimChar"/>
+        </w:rPr>
+        <w:t xml:space="preserve">## [1] "t3 R2 test: 0.89138189339867 MAPE: 0.115462350723186"</w:t>
+      </w:r>
+      <w:r>
+        <w:br/>
+      </w:r>
+      <w:r>
+        <w:rPr>
+          <w:rStyle w:val="VerbatimChar"/>
+        </w:rPr>
+        <w:t xml:space="preserve">## [1] "t2 R2 test: 0.999367130976421 MAPE: 0.0467554698447918"</w:t>
+      </w:r>
+      <w:r>
+        <w:br/>
+      </w:r>
+      <w:r>
+        <w:rPr>
+          <w:rStyle w:val="VerbatimChar"/>
+        </w:rPr>
+        <w:t xml:space="preserve">## [1] "t1 R2 test: 0.970555018395645 MAPE: 0.104542908691017"</w:t>
+      </w:r>
+      <w:r>
+        <w:br/>
+      </w:r>
+      <w:r>
+        <w:rPr>
+          <w:rStyle w:val="VerbatimChar"/>
+        </w:rPr>
+        <w:t xml:space="preserve">## [1] "t0 R2 test: 0.942369645464217 MAPE: 0.233188959290102"</w:t>
       </w:r>
     </w:p>
     <w:p>
@@ -2438,7 +2438,7 @@
         <w:rPr>
           <w:rStyle w:val="VerbatimChar"/>
         </w:rPr>
-        <w:t xml:space="preserve">## [1] "Means R2 test: 0.840038591172835 MAPE: 0.132556651873373"</w:t>
+        <w:t xml:space="preserve">## [1] "Means R2 test: 0.840038632051225 MAPE: 0.132556645976605"</w:t>
       </w:r>
     </w:p>
     <w:p>
